--- a/keynote_scripts/Gastric_Dx_Staging_.docx
+++ b/keynote_scripts/Gastric_Dx_Staging_.docx
@@ -1228,13 +1228,13 @@
       </w:r>
     </w:p>
     <w:bookmarkEnd w:id="65"/>
-    <w:bookmarkStart w:id="66" w:name="carcinomatosis"/>
-    <w:p>
-      <w:pPr>
-        <w:pStyle w:val="Heading2"/>
-      </w:pPr>
-      <w:r>
-        <w:t xml:space="preserve">58 Carcinomatosis</w:t>
+    <w:bookmarkStart w:id="66" w:name="peritoneum"/>
+    <w:p>
+      <w:pPr>
+        <w:pStyle w:val="Heading2"/>
+      </w:pPr>
+      <w:r>
+        <w:t xml:space="preserve">58 Peritoneum</w:t>
       </w:r>
     </w:p>
     <w:p>
@@ -1246,61 +1246,77 @@
       </w:r>
     </w:p>
     <w:bookmarkEnd w:id="66"/>
-    <w:bookmarkStart w:id="67" w:name="carcinomatosis-1"/>
-    <w:p>
-      <w:pPr>
-        <w:pStyle w:val="Heading2"/>
-      </w:pPr>
-      <w:r>
-        <w:t xml:space="preserve">59 Carcinomatosis</w:t>
-      </w:r>
-    </w:p>
-    <w:p>
-      <w:pPr>
-        <w:pStyle w:val="FirstParagraph"/>
-      </w:pPr>
-      <w:r>
-        <w:t xml:space="preserve">Cancer can grow in small nodules no larger than a grain of rice, and frequently can’t be seen on CT or PET scans. (59)</w:t>
+    <w:bookmarkStart w:id="67" w:name="peritoneum-1"/>
+    <w:p>
+      <w:pPr>
+        <w:pStyle w:val="Heading2"/>
+      </w:pPr>
+      <w:r>
+        <w:t xml:space="preserve">59 Peritoneum</w:t>
+      </w:r>
+    </w:p>
+    <w:p>
+      <w:pPr>
+        <w:pStyle w:val="FirstParagraph"/>
+      </w:pPr>
+      <w:r>
+        <w:t xml:space="preserve">The peritoneum is the lining of the abdominal cavity.</w:t>
+      </w:r>
+    </w:p>
+    <w:p>
+      <w:pPr>
+        <w:pStyle w:val="BodyText"/>
+      </w:pPr>
+      <w:r>
+        <w:t xml:space="preserve">Gastric cancer cells can break off from the stomach and attach to the peritoneum and grow.</w:t>
+      </w:r>
+    </w:p>
+    <w:p>
+      <w:pPr>
+        <w:pStyle w:val="BodyText"/>
+      </w:pPr>
+      <w:r>
+        <w:t xml:space="preserve">This is known as peritoneal metastasis or carcinomatosis.</w:t>
       </w:r>
     </w:p>
     <w:bookmarkEnd w:id="67"/>
-    <w:bookmarkStart w:id="68" w:name="carcinomatosis-2"/>
-    <w:p>
-      <w:pPr>
-        <w:pStyle w:val="Heading2"/>
-      </w:pPr>
-      <w:r>
-        <w:t xml:space="preserve">60 Carcinomatosis</w:t>
-      </w:r>
-    </w:p>
-    <w:p>
-      <w:pPr>
-        <w:pStyle w:val="FirstParagraph"/>
-      </w:pPr>
-      <w:r>
-        <w:t xml:space="preserve">Detection of carcinomatosis requires looking inside the abdodminal cavity with a small surgical procedure called laparoscopy (60)</w:t>
+    <w:bookmarkStart w:id="68" w:name="peritoneal-metastasis"/>
+    <w:p>
+      <w:pPr>
+        <w:pStyle w:val="Heading2"/>
+      </w:pPr>
+      <w:r>
+        <w:t xml:space="preserve">60 Peritoneal Metastasis</w:t>
+      </w:r>
+    </w:p>
+    <w:p>
+      <w:pPr>
+        <w:pStyle w:val="FirstParagraph"/>
+      </w:pPr>
+      <w:r>
+        <w:t xml:space="preserve">Peritoneal metastasis can be very difficult to detect, because the disease often consists of multiple small nodules No larger than a grain of rice, and frequently can’t be seen on CT or PET scans. (59)</w:t>
       </w:r>
     </w:p>
     <w:bookmarkEnd w:id="68"/>
-    <w:bookmarkStart w:id="69" w:name="laparoscopy"/>
-    <w:p>
-      <w:pPr>
-        <w:pStyle w:val="Heading2"/>
-      </w:pPr>
-      <w:r>
-        <w:t xml:space="preserve">61 Laparoscopy</w:t>
-      </w:r>
-    </w:p>
-    <w:p>
-      <w:pPr>
-        <w:pStyle w:val="FirstParagraph"/>
-      </w:pPr>
-      <w:r>
-        <w:t xml:space="preserve">Laparoscopy is a minor surgical procedure performed under a general anesthetic as an outpatient</w:t>
+    <w:bookmarkStart w:id="69" w:name="peritoneal-metastasis-1"/>
+    <w:p>
+      <w:pPr>
+        <w:pStyle w:val="Heading2"/>
+      </w:pPr>
+      <w:r>
+        <w:t xml:space="preserve">61 Peritoneal Metastasis</w:t>
+      </w:r>
+    </w:p>
+    <w:p>
+      <w:pPr>
+        <w:pStyle w:val="FirstParagraph"/>
+      </w:pPr>
+      <w:r>
+        <w:t xml:space="preserve">Detection of peritoneal metastasis requires looking inside the abdodminal cavity with a minor surgical procedure called laparoscopy (60)</w:t>
       </w:r>
     </w:p>
     <w:bookmarkEnd w:id="69"/>
-    <w:bookmarkStart w:id="70" w:name="laparoscopy-1"/>
+    <w:bookmarkStart w:id="70" w:name="laparoscopy"/>
     <w:p>
       <w:pPr>
         <w:pStyle w:val="Heading2"/>
@@ -1314,32 +1330,29 @@
         <w:pStyle w:val="FirstParagraph"/>
       </w:pPr>
       <w:r>
-        <w:t xml:space="preserve">Several small incisions are made, and a scope is inserted to examine the inside of the abdomen</w:t>
+        <w:t xml:space="preserve">Laparoscopy is a minor surgical procedure performed under a general anesthetic and it’s usually done as an outpatient</w:t>
       </w:r>
     </w:p>
     <w:bookmarkEnd w:id="70"/>
-    <w:bookmarkStart w:id="71" w:name="section-28"/>
-    <w:p>
-      <w:pPr>
-        <w:pStyle w:val="Heading2"/>
-      </w:pPr>
-      <w:r>
-        <w:t xml:space="preserve">63</w:t>
-      </w:r>
-      <w:r>
-        <w:t xml:space="preserve"> </w:t>
-      </w:r>
-    </w:p>
-    <w:p>
-      <w:pPr>
-        <w:pStyle w:val="FirstParagraph"/>
-      </w:pPr>
-      <w:r>
-        <w:t xml:space="preserve">A laparoscope is an instrument the diameter of a pencil (63)</w:t>
+    <w:bookmarkStart w:id="71" w:name="laparoscopy-1"/>
+    <w:p>
+      <w:pPr>
+        <w:pStyle w:val="Heading2"/>
+      </w:pPr>
+      <w:r>
+        <w:t xml:space="preserve">63 Laparoscopy</w:t>
+      </w:r>
+    </w:p>
+    <w:p>
+      <w:pPr>
+        <w:pStyle w:val="FirstParagraph"/>
+      </w:pPr>
+      <w:r>
+        <w:t xml:space="preserve">Several small incisions are made, and a instrument the diameter of a pencil is inserted to examine the inside of the abdomen</w:t>
       </w:r>
     </w:p>
     <w:bookmarkEnd w:id="71"/>
-    <w:bookmarkStart w:id="72" w:name="section-29"/>
+    <w:bookmarkStart w:id="72" w:name="section-28"/>
     <w:p>
       <w:pPr>
         <w:pStyle w:val="Heading2"/>
@@ -1356,17 +1369,38 @@
         <w:pStyle w:val="FirstParagraph"/>
       </w:pPr>
       <w:r>
-        <w:t xml:space="preserve">A laparoscope can be used to inspect the inside of the abdomen through a small incision (64)</w:t>
+        <w:t xml:space="preserve">A laparoscope is an instrument used to look inside the abdominal cavity (63)</w:t>
       </w:r>
     </w:p>
     <w:bookmarkEnd w:id="72"/>
-    <w:bookmarkStart w:id="73" w:name="staging-11"/>
-    <w:p>
-      <w:pPr>
-        <w:pStyle w:val="Heading2"/>
-      </w:pPr>
-      <w:r>
-        <w:t xml:space="preserve">65 Staging</w:t>
+    <w:bookmarkStart w:id="73" w:name="section-29"/>
+    <w:p>
+      <w:pPr>
+        <w:pStyle w:val="Heading2"/>
+      </w:pPr>
+      <w:r>
+        <w:t xml:space="preserve">65</w:t>
+      </w:r>
+      <w:r>
+        <w:t xml:space="preserve"> </w:t>
+      </w:r>
+    </w:p>
+    <w:p>
+      <w:pPr>
+        <w:pStyle w:val="FirstParagraph"/>
+      </w:pPr>
+      <w:r>
+        <w:t xml:space="preserve">Laparoscopy allows the detection of peritoneal metastasis within the abdomen (64)</w:t>
+      </w:r>
+    </w:p>
+    <w:bookmarkEnd w:id="73"/>
+    <w:bookmarkStart w:id="74" w:name="staging-11"/>
+    <w:p>
+      <w:pPr>
+        <w:pStyle w:val="Heading2"/>
+      </w:pPr>
+      <w:r>
+        <w:t xml:space="preserve">66 Staging</w:t>
       </w:r>
     </w:p>
     <w:p>
@@ -1377,14 +1411,14 @@
         <w:t xml:space="preserve">To review, staging consists of three parts: T for Tumor N for Nodes and M for Metastasis (65)</w:t>
       </w:r>
     </w:p>
-    <w:bookmarkEnd w:id="73"/>
-    <w:bookmarkStart w:id="74" w:name="treatment"/>
-    <w:p>
-      <w:pPr>
-        <w:pStyle w:val="Heading2"/>
-      </w:pPr>
-      <w:r>
-        <w:t xml:space="preserve">66 Treatment</w:t>
+    <w:bookmarkEnd w:id="74"/>
+    <w:bookmarkStart w:id="75" w:name="treatment"/>
+    <w:p>
+      <w:pPr>
+        <w:pStyle w:val="Heading2"/>
+      </w:pPr>
+      <w:r>
+        <w:t xml:space="preserve">67 Treatment</w:t>
       </w:r>
     </w:p>
     <w:p>
@@ -1403,14 +1437,14 @@
         <w:t xml:space="preserve">Superficial cancers are T1 and limited to the mucosa. These can usually be treated with endoscopic therapy alone. Surgery can be avoided in many of these cases. (66)</w:t>
       </w:r>
     </w:p>
-    <w:bookmarkEnd w:id="74"/>
-    <w:bookmarkStart w:id="75" w:name="treatment-1"/>
-    <w:p>
-      <w:pPr>
-        <w:pStyle w:val="Heading2"/>
-      </w:pPr>
-      <w:r>
-        <w:t xml:space="preserve">67 Treatment</w:t>
+    <w:bookmarkEnd w:id="75"/>
+    <w:bookmarkStart w:id="76" w:name="treatment-1"/>
+    <w:p>
+      <w:pPr>
+        <w:pStyle w:val="Heading2"/>
+      </w:pPr>
+      <w:r>
+        <w:t xml:space="preserve">68 Treatment</w:t>
       </w:r>
     </w:p>
     <w:p>
@@ -1421,14 +1455,14 @@
         <w:t xml:space="preserve">Localized cancers are T2 tumors that invade the muscle and are treated with surgery, also termed gastrectomy (67)</w:t>
       </w:r>
     </w:p>
-    <w:bookmarkEnd w:id="75"/>
-    <w:bookmarkStart w:id="76" w:name="treatment-2"/>
-    <w:p>
-      <w:pPr>
-        <w:pStyle w:val="Heading2"/>
-      </w:pPr>
-      <w:r>
-        <w:t xml:space="preserve">68 Treatment</w:t>
+    <w:bookmarkEnd w:id="76"/>
+    <w:bookmarkStart w:id="77" w:name="treatment-2"/>
+    <w:p>
+      <w:pPr>
+        <w:pStyle w:val="Heading2"/>
+      </w:pPr>
+      <w:r>
+        <w:t xml:space="preserve">69 Treatment</w:t>
       </w:r>
     </w:p>
     <w:p>
@@ -1439,14 +1473,14 @@
         <w:t xml:space="preserve">Locally-advanced cancers are T3 or Node-positive and are usually treated with chemotherapy first, followed by surgery (68)</w:t>
       </w:r>
     </w:p>
-    <w:bookmarkEnd w:id="76"/>
-    <w:bookmarkStart w:id="77" w:name="treatment-3"/>
-    <w:p>
-      <w:pPr>
-        <w:pStyle w:val="Heading2"/>
-      </w:pPr>
-      <w:r>
-        <w:t xml:space="preserve">69 Treatment</w:t>
+    <w:bookmarkEnd w:id="77"/>
+    <w:bookmarkStart w:id="78" w:name="treatment-3"/>
+    <w:p>
+      <w:pPr>
+        <w:pStyle w:val="Heading2"/>
+      </w:pPr>
+      <w:r>
+        <w:t xml:space="preserve">70 Treatment</w:t>
       </w:r>
     </w:p>
     <w:p>
@@ -1457,14 +1491,14 @@
         <w:t xml:space="preserve">Metastatic cancers are treated initially with intravenous chemotherapy. (69)</w:t>
       </w:r>
     </w:p>
-    <w:bookmarkEnd w:id="77"/>
-    <w:bookmarkStart w:id="78" w:name="treatment-4"/>
-    <w:p>
-      <w:pPr>
-        <w:pStyle w:val="Heading2"/>
-      </w:pPr>
-      <w:r>
-        <w:t xml:space="preserve">70 Treatment</w:t>
+    <w:bookmarkEnd w:id="78"/>
+    <w:bookmarkStart w:id="79" w:name="treatment-4"/>
+    <w:p>
+      <w:pPr>
+        <w:pStyle w:val="Heading2"/>
+      </w:pPr>
+      <w:r>
+        <w:t xml:space="preserve">71 Treatment</w:t>
       </w:r>
     </w:p>
     <w:p>
@@ -1475,14 +1509,32 @@
         <w:t xml:space="preserve">This allows cancer-killing drugs to circulate through the bloodstream (70)</w:t>
       </w:r>
     </w:p>
-    <w:bookmarkEnd w:id="78"/>
-    <w:bookmarkStart w:id="79" w:name="peritoneal-metastasis-m1"/>
-    <w:p>
-      <w:pPr>
-        <w:pStyle w:val="Heading2"/>
-      </w:pPr>
-      <w:r>
-        <w:t xml:space="preserve">71 Peritoneal Metastasis (M1)</w:t>
+    <w:bookmarkEnd w:id="79"/>
+    <w:bookmarkStart w:id="80" w:name="metastastic-disease-m1"/>
+    <w:p>
+      <w:pPr>
+        <w:pStyle w:val="Heading2"/>
+      </w:pPr>
+      <w:r>
+        <w:t xml:space="preserve">72 Metastastic Disease (M1)</w:t>
+      </w:r>
+    </w:p>
+    <w:p>
+      <w:pPr>
+        <w:pStyle w:val="FirstParagraph"/>
+      </w:pPr>
+      <w:r>
+        <w:t xml:space="preserve">As we discussed earlier, there are a number of different sites where gastric cancer can spread: Liver Lungs Bone Or inside the abdominal cavity. This is referred to as the peritoneum</w:t>
+      </w:r>
+    </w:p>
+    <w:bookmarkEnd w:id="80"/>
+    <w:bookmarkStart w:id="81" w:name="peritoneal-metastasis-m1"/>
+    <w:p>
+      <w:pPr>
+        <w:pStyle w:val="Heading2"/>
+      </w:pPr>
+      <w:r>
+        <w:t xml:space="preserve">73 Peritoneal Metastasis (M1)</w:t>
       </w:r>
     </w:p>
     <w:p>
@@ -1493,14 +1545,14 @@
         <w:t xml:space="preserve">After initial treatment with chemotherapy, some patients are candidates for additional therapy (71)</w:t>
       </w:r>
     </w:p>
-    <w:bookmarkEnd w:id="79"/>
-    <w:bookmarkStart w:id="80" w:name="peritoneal-metastasis-m1-1"/>
-    <w:p>
-      <w:pPr>
-        <w:pStyle w:val="Heading2"/>
-      </w:pPr>
-      <w:r>
-        <w:t xml:space="preserve">72 Peritoneal Metastasis (M1)</w:t>
+    <w:bookmarkEnd w:id="81"/>
+    <w:bookmarkStart w:id="82" w:name="peritoneal-metastasis-m1-1"/>
+    <w:p>
+      <w:pPr>
+        <w:pStyle w:val="Heading2"/>
+      </w:pPr>
+      <w:r>
+        <w:t xml:space="preserve">74 Peritoneal Metastasis (M1)</w:t>
       </w:r>
     </w:p>
     <w:p>
@@ -1511,14 +1563,14 @@
         <w:t xml:space="preserve">Surgery is used in some patients with metastatic disease after initial chemotherapy. (72)</w:t>
       </w:r>
     </w:p>
-    <w:bookmarkEnd w:id="80"/>
-    <w:bookmarkStart w:id="81" w:name="peritoneal-metastasis-m1-2"/>
-    <w:p>
-      <w:pPr>
-        <w:pStyle w:val="Heading2"/>
-      </w:pPr>
-      <w:r>
-        <w:t xml:space="preserve">73 Peritoneal Metastasis (M1)</w:t>
+    <w:bookmarkEnd w:id="82"/>
+    <w:bookmarkStart w:id="83" w:name="peritoneal-metastasis-m1-2"/>
+    <w:p>
+      <w:pPr>
+        <w:pStyle w:val="Heading2"/>
+      </w:pPr>
+      <w:r>
+        <w:t xml:space="preserve">75 Peritoneal Metastasis (M1)</w:t>
       </w:r>
     </w:p>
     <w:p>
@@ -1529,14 +1581,14 @@
         <w:t xml:space="preserve">Gastrectomy can be used to remove the tumor in the stomach (73)</w:t>
       </w:r>
     </w:p>
-    <w:bookmarkEnd w:id="81"/>
-    <w:bookmarkStart w:id="82" w:name="peritoneal-metastasis-m1-3"/>
-    <w:p>
-      <w:pPr>
-        <w:pStyle w:val="Heading2"/>
-      </w:pPr>
-      <w:r>
-        <w:t xml:space="preserve">74 Peritoneal Metastasis (M1)</w:t>
+    <w:bookmarkEnd w:id="83"/>
+    <w:bookmarkStart w:id="84" w:name="peritoneal-metastasis-m1-3"/>
+    <w:p>
+      <w:pPr>
+        <w:pStyle w:val="Heading2"/>
+      </w:pPr>
+      <w:r>
+        <w:t xml:space="preserve">76 Peritoneal Metastasis (M1)</w:t>
       </w:r>
     </w:p>
     <w:p>
@@ -1547,14 +1599,14 @@
         <w:t xml:space="preserve">Cytoreductive surgery can be used to remove areas of spread of cancer within the abdomen (74)</w:t>
       </w:r>
     </w:p>
-    <w:bookmarkEnd w:id="82"/>
-    <w:bookmarkStart w:id="83" w:name="peritoneal-metastasis-m1-4"/>
-    <w:p>
-      <w:pPr>
-        <w:pStyle w:val="Heading2"/>
-      </w:pPr>
-      <w:r>
-        <w:t xml:space="preserve">75 Peritoneal Metastasis (M1)</w:t>
+    <w:bookmarkEnd w:id="84"/>
+    <w:bookmarkStart w:id="85" w:name="peritoneal-metastasis-m1-4"/>
+    <w:p>
+      <w:pPr>
+        <w:pStyle w:val="Heading2"/>
+      </w:pPr>
+      <w:r>
+        <w:t xml:space="preserve">77 Peritoneal Metastasis (M1)</w:t>
       </w:r>
     </w:p>
     <w:p>
@@ -1565,14 +1617,14 @@
         <w:t xml:space="preserve">In some patients, chemotherapy can be administered into the abdominal cavity, also known as intraperitoneal chemotherapy (75)</w:t>
       </w:r>
     </w:p>
-    <w:bookmarkEnd w:id="83"/>
-    <w:bookmarkStart w:id="84" w:name="peritoneal-metastasis-m1-5"/>
-    <w:p>
-      <w:pPr>
-        <w:pStyle w:val="Heading2"/>
-      </w:pPr>
-      <w:r>
-        <w:t xml:space="preserve">76 Peritoneal Metastasis (M1)</w:t>
+    <w:bookmarkEnd w:id="85"/>
+    <w:bookmarkStart w:id="86" w:name="peritoneal-metastasis-m1-5"/>
+    <w:p>
+      <w:pPr>
+        <w:pStyle w:val="Heading2"/>
+      </w:pPr>
+      <w:r>
+        <w:t xml:space="preserve">78 Peritoneal Metastasis (M1)</w:t>
       </w:r>
     </w:p>
     <w:p>
@@ -1583,14 +1635,14 @@
         <w:t xml:space="preserve">Intraperitoneal chemotherapy can be administered as a surgical procedure called HIPEC (76)</w:t>
       </w:r>
     </w:p>
-    <w:bookmarkEnd w:id="84"/>
-    <w:bookmarkStart w:id="85" w:name="peritoneal-metastasis-m1-6"/>
-    <w:p>
-      <w:pPr>
-        <w:pStyle w:val="Heading2"/>
-      </w:pPr>
-      <w:r>
-        <w:t xml:space="preserve">77 Peritoneal Metastasis (M1)</w:t>
+    <w:bookmarkEnd w:id="86"/>
+    <w:bookmarkStart w:id="87" w:name="peritoneal-metastasis-m1-6"/>
+    <w:p>
+      <w:pPr>
+        <w:pStyle w:val="Heading2"/>
+      </w:pPr>
+      <w:r>
+        <w:t xml:space="preserve">79 Peritoneal Metastasis (M1)</w:t>
       </w:r>
     </w:p>
     <w:p>
@@ -1601,14 +1653,14 @@
         <w:t xml:space="preserve">Intraperitoneal chemotherapy can also be administered as an outpatient after surgical placement of a intraperitoneal catheter (77)</w:t>
       </w:r>
     </w:p>
-    <w:bookmarkEnd w:id="85"/>
-    <w:bookmarkStart w:id="86" w:name="section-30"/>
-    <w:p>
-      <w:pPr>
-        <w:pStyle w:val="Heading2"/>
-      </w:pPr>
-      <w:r>
-        <w:t xml:space="preserve">78</w:t>
+    <w:bookmarkEnd w:id="87"/>
+    <w:bookmarkStart w:id="88" w:name="section-30"/>
+    <w:p>
+      <w:pPr>
+        <w:pStyle w:val="Heading2"/>
+      </w:pPr>
+      <w:r>
+        <w:t xml:space="preserve">80</w:t>
       </w:r>
       <w:r>
         <w:t xml:space="preserve"> </w:t>
@@ -1654,7 +1706,7 @@
         <w:t xml:space="preserve">Feel free to leave a comment about your experience with gastric cancer or if you have suggestions for new videos.</w:t>
       </w:r>
     </w:p>
-    <w:bookmarkEnd w:id="86"/>
+    <w:bookmarkEnd w:id="88"/>
     <w:sectPr>
       <w:footnotePr>
         <w:numRestart w:val="eachSect"/>

--- a/keynote_scripts/Gastric_Dx_Staging_.docx
+++ b/keynote_scripts/Gastric_Dx_Staging_.docx
@@ -118,16 +118,6 @@
         <w:pStyle w:val="FirstParagraph"/>
       </w:pPr>
       <w:r>
-        <w:rPr>
-          <w:b/>
-          <w:bCs/>
-        </w:rPr>
-        <w:t xml:space="preserve">2</w:t>
-      </w:r>
-      <w:r>
-        <w:t xml:space="preserve"> </w:t>
-      </w:r>
-      <w:r>
         <w:t xml:space="preserve">When we think about digestion, food passes from the throat into the esophagus (4)</w:t>
       </w:r>
     </w:p>
@@ -248,25 +238,33 @@
       </w:r>
     </w:p>
     <w:bookmarkEnd w:id="18"/>
-    <w:bookmarkStart w:id="19" w:name="slide-11"/>
-    <w:p>
-      <w:pPr>
-        <w:pStyle w:val="Heading2"/>
-      </w:pPr>
-      <w:r>
-        <w:t xml:space="preserve">11 Slide 11</w:t>
-      </w:r>
-    </w:p>
-    <w:p>
-      <w:pPr>
-        <w:pStyle w:val="FirstParagraph"/>
-      </w:pPr>
-      <w:r>
-        <w:t xml:space="preserve">This video focuses on cancers of the stomach, or gastric cancers.</w:t>
+    <w:bookmarkStart w:id="19" w:name="tumor"/>
+    <w:p>
+      <w:pPr>
+        <w:pStyle w:val="Heading2"/>
+      </w:pPr>
+      <w:r>
+        <w:t xml:space="preserve">11 Tumor</w:t>
+      </w:r>
+    </w:p>
+    <w:p>
+      <w:pPr>
+        <w:pStyle w:val="FirstParagraph"/>
+      </w:pPr>
+      <w:r>
+        <w:t xml:space="preserve">Let‘s review some cancer terms. A tumor is an abnormal growth.</w:t>
+      </w:r>
+    </w:p>
+    <w:p>
+      <w:pPr>
+        <w:pStyle w:val="BodyText"/>
+      </w:pPr>
+      <w:r>
+        <w:t xml:space="preserve">Tumors can be either benign or malignant</w:t>
       </w:r>
     </w:p>
     <w:bookmarkEnd w:id="19"/>
-    <w:bookmarkStart w:id="20" w:name="tumor"/>
+    <w:bookmarkStart w:id="20" w:name="tumor-1"/>
     <w:p>
       <w:pPr>
         <w:pStyle w:val="Heading2"/>
@@ -280,19 +278,11 @@
         <w:pStyle w:val="FirstParagraph"/>
       </w:pPr>
       <w:r>
-        <w:t xml:space="preserve">Let‘s review some cancer terms. A tumor is an abnormal growth.</w:t>
-      </w:r>
-    </w:p>
-    <w:p>
-      <w:pPr>
-        <w:pStyle w:val="BodyText"/>
-      </w:pPr>
-      <w:r>
-        <w:t xml:space="preserve">Tumors can be either benign or malignant</w:t>
+        <w:t xml:space="preserve">A benign tumor of the stomach may grow over time, but it won’t ever spread anywhere else</w:t>
       </w:r>
     </w:p>
     <w:bookmarkEnd w:id="20"/>
-    <w:bookmarkStart w:id="21" w:name="tumor-1"/>
+    <w:bookmarkStart w:id="21" w:name="tumor-2"/>
     <w:p>
       <w:pPr>
         <w:pStyle w:val="Heading2"/>
@@ -306,105 +296,105 @@
         <w:pStyle w:val="FirstParagraph"/>
       </w:pPr>
       <w:r>
-        <w:t xml:space="preserve">A benign tumor of the stomach may grow over time, but it won’t ever spread anywhere else</w:t>
+        <w:t xml:space="preserve">A malignant tumor of the stomach has the potential to spread elsewhere in the body.</w:t>
+      </w:r>
+      <w:r>
+        <w:t xml:space="preserve"> </w:t>
+      </w:r>
+      <w:r>
+        <w:t xml:space="preserve">This could be to the lymph nodes, the lungs, the liver, to the bone or spread inside the abdominal cavity..(13)</w:t>
       </w:r>
     </w:p>
     <w:bookmarkEnd w:id="21"/>
-    <w:bookmarkStart w:id="22" w:name="tumor-2"/>
-    <w:p>
-      <w:pPr>
-        <w:pStyle w:val="Heading2"/>
-      </w:pPr>
-      <w:r>
-        <w:t xml:space="preserve">14 Tumor</w:t>
-      </w:r>
-    </w:p>
-    <w:p>
-      <w:pPr>
-        <w:pStyle w:val="FirstParagraph"/>
-      </w:pPr>
-      <w:r>
-        <w:t xml:space="preserve">A malignant tumor of the stomach has the potential to spread elsewhere in the body.</w:t>
-      </w:r>
-      <w:r>
-        <w:t xml:space="preserve"> </w:t>
-      </w:r>
-      <w:r>
-        <w:t xml:space="preserve">This could be to the lymph nodes, the lungs, the liver, to the bone or spread inside the abdominal cavity..(13)</w:t>
+    <w:bookmarkStart w:id="22" w:name="cancer"/>
+    <w:p>
+      <w:pPr>
+        <w:pStyle w:val="Heading2"/>
+      </w:pPr>
+      <w:r>
+        <w:t xml:space="preserve">14 Cancer</w:t>
+      </w:r>
+    </w:p>
+    <w:p>
+      <w:pPr>
+        <w:pStyle w:val="FirstParagraph"/>
+      </w:pPr>
+      <w:r>
+        <w:t xml:space="preserve">Cancer is another term for a malignant tumor</w:t>
       </w:r>
     </w:p>
     <w:bookmarkEnd w:id="22"/>
-    <w:bookmarkStart w:id="23" w:name="cancer"/>
-    <w:p>
-      <w:pPr>
-        <w:pStyle w:val="Heading2"/>
-      </w:pPr>
-      <w:r>
-        <w:t xml:space="preserve">15 Cancer</w:t>
-      </w:r>
-    </w:p>
-    <w:p>
-      <w:pPr>
-        <w:pStyle w:val="FirstParagraph"/>
-      </w:pPr>
-      <w:r>
-        <w:t xml:space="preserve">Cancer is another term for a malignant tumor</w:t>
+    <w:bookmarkStart w:id="23" w:name="upper-endoscopy-egd"/>
+    <w:p>
+      <w:pPr>
+        <w:pStyle w:val="Heading2"/>
+      </w:pPr>
+      <w:r>
+        <w:t xml:space="preserve">15 Upper Endoscopy = EGD</w:t>
+      </w:r>
+    </w:p>
+    <w:p>
+      <w:pPr>
+        <w:pStyle w:val="FirstParagraph"/>
+      </w:pPr>
+      <w:r>
+        <w:t xml:space="preserve">In most cases, the diagnosis of gastric cancer is made by endoscopy, also called an EGD for esophago-gastroduodenoscopy (15)</w:t>
+      </w:r>
+    </w:p>
+    <w:p>
+      <w:pPr>
+        <w:pStyle w:val="BodyText"/>
+      </w:pPr>
+      <w:r>
+        <w:t xml:space="preserve">Under sedation, a flexible scope is passed through the mouth into the stomach, which allows viewing the inside of the stomach.</w:t>
+      </w:r>
+    </w:p>
+    <w:p>
+      <w:pPr>
+        <w:pStyle w:val="BodyText"/>
+      </w:pPr>
+      <w:r>
+        <w:t xml:space="preserve">If a tumor is found in the stomach, a small portion can be removed for analysis, which is called a biopsy</w:t>
       </w:r>
     </w:p>
     <w:bookmarkEnd w:id="23"/>
-    <w:bookmarkStart w:id="24" w:name="upper-endoscopy-egd"/>
-    <w:p>
-      <w:pPr>
-        <w:pStyle w:val="Heading2"/>
-      </w:pPr>
-      <w:r>
-        <w:t xml:space="preserve">16 Upper Endoscopy = EGD</w:t>
-      </w:r>
-    </w:p>
-    <w:p>
-      <w:pPr>
-        <w:pStyle w:val="FirstParagraph"/>
-      </w:pPr>
-      <w:r>
-        <w:t xml:space="preserve">In most cases, the diagnosis of gastric cancer is made by endoscopy, also called an EGD for esophago-gastroduodenoscopy (15)</w:t>
-      </w:r>
-    </w:p>
-    <w:p>
-      <w:pPr>
-        <w:pStyle w:val="BodyText"/>
-      </w:pPr>
-      <w:r>
-        <w:t xml:space="preserve">Under sedation, a flexible scope is passed through the mouth into the stomach, which allows viewing the inside of the stomach.</w:t>
-      </w:r>
-    </w:p>
-    <w:p>
-      <w:pPr>
-        <w:pStyle w:val="BodyText"/>
-      </w:pPr>
-      <w:r>
-        <w:t xml:space="preserve">If a tumor is found in the stomach, a small portion can be removed for analysis, which is called a biopsy</w:t>
+    <w:bookmarkStart w:id="24" w:name="biopsy"/>
+    <w:p>
+      <w:pPr>
+        <w:pStyle w:val="Heading2"/>
+      </w:pPr>
+      <w:r>
+        <w:t xml:space="preserve">16 Biopsy</w:t>
+      </w:r>
+    </w:p>
+    <w:p>
+      <w:pPr>
+        <w:pStyle w:val="FirstParagraph"/>
+      </w:pPr>
+      <w:r>
+        <w:t xml:space="preserve">The biopsy is examined by a pathologist, who will determine whether the tumor is benign or whether it is cancer</w:t>
       </w:r>
     </w:p>
     <w:bookmarkEnd w:id="24"/>
-    <w:bookmarkStart w:id="25" w:name="biopsy"/>
-    <w:p>
-      <w:pPr>
-        <w:pStyle w:val="Heading2"/>
-      </w:pPr>
-      <w:r>
-        <w:t xml:space="preserve">17 Biopsy</w:t>
-      </w:r>
-    </w:p>
-    <w:p>
-      <w:pPr>
-        <w:pStyle w:val="FirstParagraph"/>
-      </w:pPr>
-      <w:r>
-        <w:t xml:space="preserve">The biopsy is examined by a pathologist, who will determine whether the tumor is benign or whether it is cancer</w:t>
+    <w:bookmarkStart w:id="25" w:name="staging"/>
+    <w:p>
+      <w:pPr>
+        <w:pStyle w:val="Heading2"/>
+      </w:pPr>
+      <w:r>
+        <w:t xml:space="preserve">17 Staging</w:t>
+      </w:r>
+    </w:p>
+    <w:p>
+      <w:pPr>
+        <w:pStyle w:val="FirstParagraph"/>
+      </w:pPr>
+      <w:r>
+        <w:t xml:space="preserve">If the biopsy shows cancer, the next step is staging. Staging is the process of finding out the size of the tumor and whether or not there has been spread to the lymph nodes or other places in the body</w:t>
       </w:r>
     </w:p>
     <w:bookmarkEnd w:id="25"/>
-    <w:bookmarkStart w:id="26" w:name="staging"/>
+    <w:bookmarkStart w:id="26" w:name="staging-1"/>
     <w:p>
       <w:pPr>
         <w:pStyle w:val="Heading2"/>
@@ -418,11 +408,11 @@
         <w:pStyle w:val="FirstParagraph"/>
       </w:pPr>
       <w:r>
-        <w:t xml:space="preserve">If the biopsy shows cancer, the next step is staging. Staging is the process of finding out the size of the tumor and whether or not there has been spread to the lymph nodes or other places in the body</w:t>
+        <w:t xml:space="preserve">The recommended cancer treatment depends upon the stage</w:t>
       </w:r>
     </w:p>
     <w:bookmarkEnd w:id="26"/>
-    <w:bookmarkStart w:id="27" w:name="staging-1"/>
+    <w:bookmarkStart w:id="27" w:name="staging-2"/>
     <w:p>
       <w:pPr>
         <w:pStyle w:val="Heading2"/>
@@ -436,49 +426,49 @@
         <w:pStyle w:val="FirstParagraph"/>
       </w:pPr>
       <w:r>
-        <w:t xml:space="preserve">The recommended cancer treatment depends upon the stage</w:t>
+        <w:t xml:space="preserve">Staging is going to focus on three areas: (19)</w:t>
+      </w:r>
+    </w:p>
+    <w:p>
+      <w:pPr>
+        <w:pStyle w:val="BodyText"/>
+      </w:pPr>
+      <w:r>
+        <w:t xml:space="preserve">The first is the tumor. How large is the tumor? And more importantly, how deeply has it grown into the wall of the stomach?</w:t>
+      </w:r>
+    </w:p>
+    <w:p>
+      <w:pPr>
+        <w:pStyle w:val="BodyText"/>
+      </w:pPr>
+      <w:r>
+        <w:t xml:space="preserve">The second is whether there is spread to the lymph nodes.</w:t>
+      </w:r>
+    </w:p>
+    <w:p>
+      <w:pPr>
+        <w:pStyle w:val="BodyText"/>
+      </w:pPr>
+      <w:r>
+        <w:t xml:space="preserve">The third is whether there is spread to other parts of the body</w:t>
       </w:r>
     </w:p>
     <w:bookmarkEnd w:id="27"/>
-    <w:bookmarkStart w:id="28" w:name="staging-2"/>
-    <w:p>
-      <w:pPr>
-        <w:pStyle w:val="Heading2"/>
-      </w:pPr>
-      <w:r>
-        <w:t xml:space="preserve">20 Staging</w:t>
-      </w:r>
-    </w:p>
-    <w:p>
-      <w:pPr>
-        <w:pStyle w:val="FirstParagraph"/>
-      </w:pPr>
-      <w:r>
-        <w:t xml:space="preserve">Staging is going to focus on three areas: (19)</w:t>
-      </w:r>
-    </w:p>
-    <w:p>
-      <w:pPr>
-        <w:pStyle w:val="BodyText"/>
-      </w:pPr>
-      <w:r>
-        <w:t xml:space="preserve">The first is the tumor. How large is the tumor? And more importantly, how deeply has it grown into the wall of the stomach?</w:t>
-      </w:r>
-    </w:p>
-    <w:p>
-      <w:pPr>
-        <w:pStyle w:val="BodyText"/>
-      </w:pPr>
-      <w:r>
-        <w:t xml:space="preserve">The second is whether there is spread to the lymph nodes.</w:t>
-      </w:r>
-    </w:p>
-    <w:p>
-      <w:pPr>
-        <w:pStyle w:val="BodyText"/>
-      </w:pPr>
-      <w:r>
-        <w:t xml:space="preserve">The third is whether there is spread to other parts of the body</w:t>
+    <w:bookmarkStart w:id="28" w:name="slide-20"/>
+    <w:p>
+      <w:pPr>
+        <w:pStyle w:val="Heading2"/>
+      </w:pPr>
+      <w:r>
+        <w:t xml:space="preserve">20 Slide 20</w:t>
+      </w:r>
+    </w:p>
+    <w:p>
+      <w:pPr>
+        <w:pStyle w:val="FirstParagraph"/>
+      </w:pPr>
+      <w:r>
+        <w:t xml:space="preserve">We will start by looking at the wall of the stomach. The wall has multiple layers, as shown here</w:t>
       </w:r>
     </w:p>
     <w:bookmarkEnd w:id="28"/>
@@ -491,14 +481,6 @@
         <w:t xml:space="preserve">21 Slide 21</w:t>
       </w:r>
     </w:p>
-    <w:p>
-      <w:pPr>
-        <w:pStyle w:val="FirstParagraph"/>
-      </w:pPr>
-      <w:r>
-        <w:t xml:space="preserve">We will start by looking at the wall of the stomach. The wall has multiple layers, as shown here</w:t>
-      </w:r>
-    </w:p>
     <w:bookmarkEnd w:id="29"/>
     <w:bookmarkStart w:id="30" w:name="slide-22"/>
     <w:p>
@@ -590,63 +572,71 @@
       </w:r>
     </w:p>
     <w:bookmarkEnd w:id="38"/>
-    <w:bookmarkStart w:id="39" w:name="slide-31"/>
-    <w:p>
-      <w:pPr>
-        <w:pStyle w:val="Heading2"/>
-      </w:pPr>
-      <w:r>
-        <w:t xml:space="preserve">31 Slide 31</w:t>
+    <w:bookmarkStart w:id="39" w:name="feeding-tube"/>
+    <w:p>
+      <w:pPr>
+        <w:pStyle w:val="Heading2"/>
+      </w:pPr>
+      <w:r>
+        <w:t xml:space="preserve">31 Feeding Tube</w:t>
+      </w:r>
+    </w:p>
+    <w:p>
+      <w:pPr>
+        <w:pStyle w:val="FirstParagraph"/>
+      </w:pPr>
+      <w:r>
+        <w:t xml:space="preserve">The inner layer of the stomach is the mucosa, (32)</w:t>
+      </w:r>
+    </w:p>
+    <w:p>
+      <w:pPr>
+        <w:pStyle w:val="BodyText"/>
+      </w:pPr>
+      <w:r>
+        <w:t xml:space="preserve">Outside of the mucosa is the submucosa,</w:t>
+      </w:r>
+    </w:p>
+    <w:p>
+      <w:pPr>
+        <w:pStyle w:val="BodyText"/>
+      </w:pPr>
+      <w:r>
+        <w:t xml:space="preserve">followed by the muscularis, or muscle layer</w:t>
+      </w:r>
+    </w:p>
+    <w:p>
+      <w:pPr>
+        <w:pStyle w:val="BodyText"/>
+      </w:pPr>
+      <w:r>
+        <w:t xml:space="preserve">Outside of the muscularis is the serosa.</w:t>
+      </w:r>
+    </w:p>
+    <w:p>
+      <w:pPr>
+        <w:pStyle w:val="BodyText"/>
+      </w:pPr>
+      <w:r>
+        <w:t xml:space="preserve">Surrounding the stomach are lymph nodes. In some cases cancers from the stomach can spread to the lymph nodes</w:t>
       </w:r>
     </w:p>
     <w:bookmarkEnd w:id="39"/>
-    <w:bookmarkStart w:id="40" w:name="feeding-tube"/>
-    <w:p>
-      <w:pPr>
-        <w:pStyle w:val="Heading2"/>
-      </w:pPr>
-      <w:r>
-        <w:t xml:space="preserve">32 Feeding Tube</w:t>
-      </w:r>
-    </w:p>
-    <w:p>
-      <w:pPr>
-        <w:pStyle w:val="FirstParagraph"/>
-      </w:pPr>
-      <w:r>
-        <w:t xml:space="preserve">The inner layer is the mucosa, (32)</w:t>
-      </w:r>
-    </w:p>
-    <w:p>
-      <w:pPr>
-        <w:pStyle w:val="BodyText"/>
-      </w:pPr>
-      <w:r>
-        <w:t xml:space="preserve">followed by the submucosa,</w:t>
-      </w:r>
-    </w:p>
-    <w:p>
-      <w:pPr>
-        <w:pStyle w:val="BodyText"/>
-      </w:pPr>
-      <w:r>
-        <w:t xml:space="preserve">followed by the muscularis, or muscle layer</w:t>
-      </w:r>
-    </w:p>
-    <w:p>
-      <w:pPr>
-        <w:pStyle w:val="BodyText"/>
-      </w:pPr>
-      <w:r>
-        <w:t xml:space="preserve">Outside of the muscularis is the serosa.</w:t>
-      </w:r>
-    </w:p>
-    <w:p>
-      <w:pPr>
-        <w:pStyle w:val="BodyText"/>
-      </w:pPr>
-      <w:r>
-        <w:t xml:space="preserve">Surrounding the stomach are lymph nodes. In some cases cancers from the stomach can spread to the lymph nodes</w:t>
+    <w:bookmarkStart w:id="40" w:name="slide-32"/>
+    <w:p>
+      <w:pPr>
+        <w:pStyle w:val="Heading2"/>
+      </w:pPr>
+      <w:r>
+        <w:t xml:space="preserve">32 Slide 32</w:t>
+      </w:r>
+    </w:p>
+    <w:p>
+      <w:pPr>
+        <w:pStyle w:val="FirstParagraph"/>
+      </w:pPr>
+      <w:r>
+        <w:t xml:space="preserve">Cancer of the stomach start in the inner, or most superficial layer, called with mucosa. (33)</w:t>
       </w:r>
     </w:p>
     <w:bookmarkEnd w:id="40"/>
@@ -664,7 +654,7 @@
         <w:pStyle w:val="FirstParagraph"/>
       </w:pPr>
       <w:r>
-        <w:t xml:space="preserve">In its earliest stages, cancer of the stomach start in the inner, or most superficial layer, called with mucosa. (33)</w:t>
+        <w:t xml:space="preserve">With time, however, the cancer can continue to grow and invade deeper into the wall of the stomach. (34)</w:t>
       </w:r>
     </w:p>
     <w:bookmarkEnd w:id="41"/>
@@ -682,7 +672,7 @@
         <w:pStyle w:val="FirstParagraph"/>
       </w:pPr>
       <w:r>
-        <w:t xml:space="preserve">With time, however, the cancer can continue to grow and invade deeper into the wall of the stomach. (34)</w:t>
+        <w:t xml:space="preserve">It can continue to silently grow deeper into the wall of the stomach</w:t>
       </w:r>
     </w:p>
     <w:bookmarkEnd w:id="42"/>
@@ -700,7 +690,7 @@
         <w:pStyle w:val="FirstParagraph"/>
       </w:pPr>
       <w:r>
-        <w:t xml:space="preserve">It can continue to silently grow deeper into the wall of the stomach</w:t>
+        <w:t xml:space="preserve">And can even grow all the way through to the outer layer of the stomach. (36)</w:t>
       </w:r>
     </w:p>
     <w:bookmarkEnd w:id="43"/>
@@ -718,29 +708,53 @@
         <w:pStyle w:val="FirstParagraph"/>
       </w:pPr>
       <w:r>
-        <w:t xml:space="preserve">And can even grow all the way through to the outer layer of the stomach. (36)</w:t>
+        <w:t xml:space="preserve">The deeper the cancer invades into the wall of the stomach, the more likely it is that cancer cells can spread to lymph nodes (37)</w:t>
       </w:r>
     </w:p>
     <w:bookmarkEnd w:id="44"/>
-    <w:bookmarkStart w:id="45" w:name="slide-37"/>
-    <w:p>
-      <w:pPr>
-        <w:pStyle w:val="Heading2"/>
-      </w:pPr>
-      <w:r>
-        <w:t xml:space="preserve">37 Slide 37</w:t>
-      </w:r>
-    </w:p>
-    <w:p>
-      <w:pPr>
-        <w:pStyle w:val="FirstParagraph"/>
-      </w:pPr>
-      <w:r>
-        <w:t xml:space="preserve">The deeper the cancer invades into the wall of the stomach, the more likely it is that cancer cells can spread to lymph nodes (37)</w:t>
+    <w:bookmarkStart w:id="45" w:name="staging-3"/>
+    <w:p>
+      <w:pPr>
+        <w:pStyle w:val="Heading2"/>
+      </w:pPr>
+      <w:r>
+        <w:t xml:space="preserve">37 Staging</w:t>
+      </w:r>
+    </w:p>
+    <w:p>
+      <w:pPr>
+        <w:pStyle w:val="FirstParagraph"/>
+      </w:pPr>
+      <w:r>
+        <w:t xml:space="preserve">To review, the stage consists of 3 parts: (38)</w:t>
+      </w:r>
+    </w:p>
+    <w:p>
+      <w:pPr>
+        <w:pStyle w:val="BodyText"/>
+      </w:pPr>
+      <w:r>
+        <w:t xml:space="preserve">T for Tumor</w:t>
+      </w:r>
+    </w:p>
+    <w:p>
+      <w:pPr>
+        <w:pStyle w:val="BodyText"/>
+      </w:pPr>
+      <w:r>
+        <w:t xml:space="preserve">N for Nodes</w:t>
+      </w:r>
+    </w:p>
+    <w:p>
+      <w:pPr>
+        <w:pStyle w:val="BodyText"/>
+      </w:pPr>
+      <w:r>
+        <w:t xml:space="preserve">M for Metastasis or spread to other organs</w:t>
       </w:r>
     </w:p>
     <w:bookmarkEnd w:id="45"/>
-    <w:bookmarkStart w:id="46" w:name="staging-3"/>
+    <w:bookmarkStart w:id="46" w:name="staging-4"/>
     <w:p>
       <w:pPr>
         <w:pStyle w:val="Heading2"/>
@@ -754,49 +768,25 @@
         <w:pStyle w:val="FirstParagraph"/>
       </w:pPr>
       <w:r>
-        <w:t xml:space="preserve">To review, the stage consists of 3 parts: (38)</w:t>
-      </w:r>
-    </w:p>
-    <w:p>
-      <w:pPr>
-        <w:pStyle w:val="BodyText"/>
-      </w:pPr>
-      <w:r>
-        <w:t xml:space="preserve">T for Tumor</w:t>
-      </w:r>
-    </w:p>
-    <w:p>
-      <w:pPr>
-        <w:pStyle w:val="BodyText"/>
-      </w:pPr>
-      <w:r>
-        <w:t xml:space="preserve">N for Nodes</w:t>
-      </w:r>
-    </w:p>
-    <w:p>
-      <w:pPr>
-        <w:pStyle w:val="BodyText"/>
-      </w:pPr>
-      <w:r>
-        <w:t xml:space="preserve">M for Metastasis or spread to other organs</w:t>
+        <w:t xml:space="preserve">We will first consider the tumor (39)</w:t>
       </w:r>
     </w:p>
     <w:bookmarkEnd w:id="46"/>
-    <w:bookmarkStart w:id="47" w:name="staging-4"/>
-    <w:p>
-      <w:pPr>
-        <w:pStyle w:val="Heading2"/>
-      </w:pPr>
-      <w:r>
-        <w:t xml:space="preserve">39 Staging</w:t>
-      </w:r>
-    </w:p>
-    <w:p>
-      <w:pPr>
-        <w:pStyle w:val="FirstParagraph"/>
-      </w:pPr>
-      <w:r>
-        <w:t xml:space="preserve">We will first consider the tumor (39)</w:t>
+    <w:bookmarkStart w:id="47" w:name="slide-39"/>
+    <w:p>
+      <w:pPr>
+        <w:pStyle w:val="Heading2"/>
+      </w:pPr>
+      <w:r>
+        <w:t xml:space="preserve">39 Slide 39</w:t>
+      </w:r>
+    </w:p>
+    <w:p>
+      <w:pPr>
+        <w:pStyle w:val="FirstParagraph"/>
+      </w:pPr>
+      <w:r>
+        <w:t xml:space="preserve">T1a tumors invade just the top layer, or mucosa</w:t>
       </w:r>
     </w:p>
     <w:bookmarkEnd w:id="47"/>
@@ -814,7 +804,7 @@
         <w:pStyle w:val="FirstParagraph"/>
       </w:pPr>
       <w:r>
-        <w:t xml:space="preserve">T1a tumors invade just the top layer, or mucosa</w:t>
+        <w:t xml:space="preserve">T1b tumors invade into the submucosa</w:t>
       </w:r>
     </w:p>
     <w:bookmarkEnd w:id="48"/>
@@ -832,7 +822,7 @@
         <w:pStyle w:val="FirstParagraph"/>
       </w:pPr>
       <w:r>
-        <w:t xml:space="preserve">T1b tumors invade into the submucosa</w:t>
+        <w:t xml:space="preserve">T2 tumors invade into the muscularis (42)</w:t>
       </w:r>
     </w:p>
     <w:bookmarkEnd w:id="49"/>
@@ -850,73 +840,73 @@
         <w:pStyle w:val="FirstParagraph"/>
       </w:pPr>
       <w:r>
-        <w:t xml:space="preserve">T2 tumors invade into the muscularis (42)</w:t>
+        <w:t xml:space="preserve">T3 tumors go all the way throough the muscularis (43)</w:t>
+      </w:r>
+    </w:p>
+    <w:p>
+      <w:pPr>
+        <w:pStyle w:val="BodyText"/>
+      </w:pPr>
+      <w:r>
+        <w:t xml:space="preserve">It can be difficult to tell how deep a tumor has invaded just by looking from the surface at the time of endoscopy or EGD</w:t>
       </w:r>
     </w:p>
     <w:bookmarkEnd w:id="50"/>
-    <w:bookmarkStart w:id="51" w:name="slide-43"/>
-    <w:p>
-      <w:pPr>
-        <w:pStyle w:val="Heading2"/>
-      </w:pPr>
-      <w:r>
-        <w:t xml:space="preserve">43 Slide 43</w:t>
-      </w:r>
-    </w:p>
-    <w:p>
-      <w:pPr>
-        <w:pStyle w:val="FirstParagraph"/>
-      </w:pPr>
-      <w:r>
-        <w:t xml:space="preserve">T3 tumors go all the way throough the muscularis (43)</w:t>
-      </w:r>
-    </w:p>
-    <w:p>
-      <w:pPr>
-        <w:pStyle w:val="BodyText"/>
-      </w:pPr>
-      <w:r>
-        <w:t xml:space="preserve">It can be difficult to tell how deep a tumor has invaded just by looking from the surface at the time of endoscopy or EGD</w:t>
+    <w:bookmarkStart w:id="51" w:name="endoscopic-ultrasound"/>
+    <w:p>
+      <w:pPr>
+        <w:pStyle w:val="Heading2"/>
+      </w:pPr>
+      <w:r>
+        <w:t xml:space="preserve">43 Endoscopic Ultrasound</w:t>
+      </w:r>
+    </w:p>
+    <w:p>
+      <w:pPr>
+        <w:pStyle w:val="FirstParagraph"/>
+      </w:pPr>
+      <w:r>
+        <w:t xml:space="preserve">For small tumors, endoscopic ultrasound can be helpful. This is an endoscopic procedure done under sedation much like a EGD and it can help determine the T stage of a stomach tumor. (44)</w:t>
       </w:r>
     </w:p>
     <w:bookmarkEnd w:id="51"/>
-    <w:bookmarkStart w:id="52" w:name="endoscopic-ultrasound"/>
-    <w:p>
-      <w:pPr>
-        <w:pStyle w:val="Heading2"/>
-      </w:pPr>
-      <w:r>
-        <w:t xml:space="preserve">44 Endoscopic Ultrasound</w:t>
-      </w:r>
-    </w:p>
-    <w:p>
-      <w:pPr>
-        <w:pStyle w:val="FirstParagraph"/>
-      </w:pPr>
-      <w:r>
-        <w:t xml:space="preserve">For small tumors, endoscopic ultrasound can be helpful. This is an endoscopic procedure done under sedation much like a EGD and it can help determine the T stage of a stomach tumor. (44)</w:t>
+    <w:bookmarkStart w:id="52" w:name="slide-44"/>
+    <w:p>
+      <w:pPr>
+        <w:pStyle w:val="Heading2"/>
+      </w:pPr>
+      <w:r>
+        <w:t xml:space="preserve">44 Slide 44</w:t>
+      </w:r>
+    </w:p>
+    <w:p>
+      <w:pPr>
+        <w:pStyle w:val="FirstParagraph"/>
+      </w:pPr>
+      <w:r>
+        <w:t xml:space="preserve">The EUS scope has an ultrasound probe on the end, which can be used to examine the tumor (45)</w:t>
       </w:r>
     </w:p>
     <w:bookmarkEnd w:id="52"/>
-    <w:bookmarkStart w:id="53" w:name="slide-45"/>
-    <w:p>
-      <w:pPr>
-        <w:pStyle w:val="Heading2"/>
-      </w:pPr>
-      <w:r>
-        <w:t xml:space="preserve">45 Slide 45</w:t>
-      </w:r>
-    </w:p>
-    <w:p>
-      <w:pPr>
-        <w:pStyle w:val="FirstParagraph"/>
-      </w:pPr>
-      <w:r>
-        <w:t xml:space="preserve">The EUS scope has an ultrasound probe on the end, which can be used to examine the tumor (45)</w:t>
+    <w:bookmarkStart w:id="53" w:name="staging-5"/>
+    <w:p>
+      <w:pPr>
+        <w:pStyle w:val="Heading2"/>
+      </w:pPr>
+      <w:r>
+        <w:t xml:space="preserve">45 Staging</w:t>
+      </w:r>
+    </w:p>
+    <w:p>
+      <w:pPr>
+        <w:pStyle w:val="FirstParagraph"/>
+      </w:pPr>
+      <w:r>
+        <w:t xml:space="preserve">Status of the lymph nodes is the second part of staging (46)</w:t>
       </w:r>
     </w:p>
     <w:bookmarkEnd w:id="53"/>
-    <w:bookmarkStart w:id="54" w:name="staging-5"/>
+    <w:bookmarkStart w:id="54" w:name="staging-6"/>
     <w:p>
       <w:pPr>
         <w:pStyle w:val="Heading2"/>
@@ -930,69 +920,69 @@
         <w:pStyle w:val="FirstParagraph"/>
       </w:pPr>
       <w:r>
-        <w:t xml:space="preserve">Status of the lymph nodes is the second part of staging (46)</w:t>
+        <w:t xml:space="preserve">Cancers with no signs of spread to the lymph nodes are considered</w:t>
+      </w:r>
+      <w:r>
+        <w:t xml:space="preserve"> </w:t>
+      </w:r>
+      <w:r>
+        <w:t xml:space="preserve">“N-zero”</w:t>
+      </w:r>
+      <w:r>
+        <w:t xml:space="preserve"> </w:t>
+      </w:r>
+      <w:r>
+        <w:t xml:space="preserve">(47)</w:t>
+      </w:r>
+    </w:p>
+    <w:p>
+      <w:pPr>
+        <w:pStyle w:val="BodyText"/>
+      </w:pPr>
+      <w:r>
+        <w:t xml:space="preserve">…while cancers with signs of spread to the lymph nodes are considered</w:t>
+      </w:r>
+      <w:r>
+        <w:t xml:space="preserve"> </w:t>
+      </w:r>
+      <w:r>
+        <w:t xml:space="preserve">“N-positive”</w:t>
       </w:r>
     </w:p>
     <w:bookmarkEnd w:id="54"/>
-    <w:bookmarkStart w:id="55" w:name="staging-6"/>
-    <w:p>
-      <w:pPr>
-        <w:pStyle w:val="Heading2"/>
-      </w:pPr>
-      <w:r>
-        <w:t xml:space="preserve">47 Staging</w:t>
-      </w:r>
-    </w:p>
-    <w:p>
-      <w:pPr>
-        <w:pStyle w:val="FirstParagraph"/>
-      </w:pPr>
-      <w:r>
-        <w:t xml:space="preserve">Cancers with no signs of spread to the lymph nodes are considered</w:t>
-      </w:r>
-      <w:r>
-        <w:t xml:space="preserve"> </w:t>
-      </w:r>
-      <w:r>
-        <w:t xml:space="preserve">“N-zero”</w:t>
-      </w:r>
-      <w:r>
-        <w:t xml:space="preserve"> </w:t>
-      </w:r>
-      <w:r>
-        <w:t xml:space="preserve">(47)</w:t>
-      </w:r>
-    </w:p>
-    <w:p>
-      <w:pPr>
-        <w:pStyle w:val="BodyText"/>
-      </w:pPr>
-      <w:r>
-        <w:t xml:space="preserve">…while cancers with signs of spread to the lymph nodes are considered</w:t>
-      </w:r>
-      <w:r>
-        <w:t xml:space="preserve"> </w:t>
-      </w:r>
-      <w:r>
-        <w:t xml:space="preserve">“N-positive”</w:t>
+    <w:bookmarkStart w:id="55" w:name="slide-47"/>
+    <w:p>
+      <w:pPr>
+        <w:pStyle w:val="Heading2"/>
+      </w:pPr>
+      <w:r>
+        <w:t xml:space="preserve">47 Slide 47</w:t>
+      </w:r>
+    </w:p>
+    <w:p>
+      <w:pPr>
+        <w:pStyle w:val="FirstParagraph"/>
+      </w:pPr>
+      <w:r>
+        <w:t xml:space="preserve">A CT scan is usually the first test to look for enlarged lymph nodes. (48)</w:t>
       </w:r>
     </w:p>
     <w:bookmarkEnd w:id="55"/>
-    <w:bookmarkStart w:id="56" w:name="ct-scan"/>
-    <w:p>
-      <w:pPr>
-        <w:pStyle w:val="Heading2"/>
-      </w:pPr>
-      <w:r>
-        <w:t xml:space="preserve">48 CT Scan</w:t>
-      </w:r>
-    </w:p>
-    <w:p>
-      <w:pPr>
-        <w:pStyle w:val="FirstParagraph"/>
-      </w:pPr>
-      <w:r>
-        <w:t xml:space="preserve">A CT scan is usually the first test to look for enlarged lymph nodes. (48)</w:t>
+    <w:bookmarkStart w:id="56" w:name="pet-scan"/>
+    <w:p>
+      <w:pPr>
+        <w:pStyle w:val="Heading2"/>
+      </w:pPr>
+      <w:r>
+        <w:t xml:space="preserve">48 PET Scan</w:t>
+      </w:r>
+    </w:p>
+    <w:p>
+      <w:pPr>
+        <w:pStyle w:val="FirstParagraph"/>
+      </w:pPr>
+      <w:r>
+        <w:t xml:space="preserve">A PET scan is similar to a CT scan. It differs because of a tracer which is injected intravenously which lights up areas of cancer (50)</w:t>
       </w:r>
     </w:p>
     <w:bookmarkEnd w:id="56"/>
@@ -1005,52 +995,60 @@
         <w:t xml:space="preserve">49 Slide 49</w:t>
       </w:r>
     </w:p>
+    <w:p>
+      <w:pPr>
+        <w:pStyle w:val="FirstParagraph"/>
+      </w:pPr>
+      <w:r>
+        <w:t xml:space="preserve">In this example of a PET scan, you can see how the area of the cancer lights up in yellow (51 - PET image)</w:t>
+      </w:r>
+    </w:p>
+    <w:p>
+      <w:pPr>
+        <w:pStyle w:val="BodyText"/>
+      </w:pPr>
+      <w:r>
+        <w:t xml:space="preserve">A PET scan is the best test to know whether a cancer has spread to lymph nodes.</w:t>
+      </w:r>
+    </w:p>
     <w:bookmarkEnd w:id="57"/>
-    <w:bookmarkStart w:id="58" w:name="pet-scan"/>
-    <w:p>
-      <w:pPr>
-        <w:pStyle w:val="Heading2"/>
-      </w:pPr>
-      <w:r>
-        <w:t xml:space="preserve">50 PET Scan</w:t>
-      </w:r>
-    </w:p>
-    <w:p>
-      <w:pPr>
-        <w:pStyle w:val="FirstParagraph"/>
-      </w:pPr>
-      <w:r>
-        <w:t xml:space="preserve">A PET scan is similar to a CT scan. It differs because of a tracer which is injected intravenously which lights up areas of cancer (50)</w:t>
+    <w:bookmarkStart w:id="58" w:name="staging-7"/>
+    <w:p>
+      <w:pPr>
+        <w:pStyle w:val="Heading2"/>
+      </w:pPr>
+      <w:r>
+        <w:t xml:space="preserve">50 Staging</w:t>
+      </w:r>
+    </w:p>
+    <w:p>
+      <w:pPr>
+        <w:pStyle w:val="FirstParagraph"/>
+      </w:pPr>
+      <w:r>
+        <w:t xml:space="preserve">The third part of staging is the M stage, for metastasis. (52)</w:t>
       </w:r>
     </w:p>
     <w:bookmarkEnd w:id="58"/>
-    <w:bookmarkStart w:id="59" w:name="slide-51"/>
-    <w:p>
-      <w:pPr>
-        <w:pStyle w:val="Heading2"/>
-      </w:pPr>
-      <w:r>
-        <w:t xml:space="preserve">51 Slide 51</w:t>
-      </w:r>
-    </w:p>
-    <w:p>
-      <w:pPr>
-        <w:pStyle w:val="FirstParagraph"/>
-      </w:pPr>
-      <w:r>
-        <w:t xml:space="preserve">In this example of a PET scan, you can see how the area of the cancer lights up in yellow (51 - PET image)</w:t>
-      </w:r>
-    </w:p>
-    <w:p>
-      <w:pPr>
-        <w:pStyle w:val="BodyText"/>
-      </w:pPr>
-      <w:r>
-        <w:t xml:space="preserve">A PET scan is the best test to know whether a cancer has spread to lymph nodes.</w:t>
+    <w:bookmarkStart w:id="59" w:name="staging-8"/>
+    <w:p>
+      <w:pPr>
+        <w:pStyle w:val="Heading2"/>
+      </w:pPr>
+      <w:r>
+        <w:t xml:space="preserve">51 Staging</w:t>
+      </w:r>
+    </w:p>
+    <w:p>
+      <w:pPr>
+        <w:pStyle w:val="FirstParagraph"/>
+      </w:pPr>
+      <w:r>
+        <w:t xml:space="preserve">A cancer is considered M-zero if there is no spread to other organs.</w:t>
       </w:r>
     </w:p>
     <w:bookmarkEnd w:id="59"/>
-    <w:bookmarkStart w:id="60" w:name="staging-7"/>
+    <w:bookmarkStart w:id="60" w:name="staging-9"/>
     <w:p>
       <w:pPr>
         <w:pStyle w:val="Heading2"/>
@@ -1064,255 +1062,263 @@
         <w:pStyle w:val="FirstParagraph"/>
       </w:pPr>
       <w:r>
-        <w:t xml:space="preserve">The third part of staging is the M stage, for metastasis. (52)</w:t>
+        <w:t xml:space="preserve">Cancers that have spread to other organs are considered M1 (54)</w:t>
       </w:r>
     </w:p>
     <w:bookmarkEnd w:id="60"/>
-    <w:bookmarkStart w:id="61" w:name="staging-8"/>
-    <w:p>
-      <w:pPr>
-        <w:pStyle w:val="Heading2"/>
-      </w:pPr>
-      <w:r>
-        <w:t xml:space="preserve">53 Staging</w:t>
-      </w:r>
-    </w:p>
-    <w:p>
-      <w:pPr>
-        <w:pStyle w:val="FirstParagraph"/>
-      </w:pPr>
-      <w:r>
-        <w:t xml:space="preserve">A cancer is considered M-zero if there is no spread to other organs.</w:t>
+    <w:bookmarkStart w:id="61" w:name="liver"/>
+    <w:p>
+      <w:pPr>
+        <w:pStyle w:val="Heading2"/>
+      </w:pPr>
+      <w:r>
+        <w:t xml:space="preserve">53 Liver</w:t>
+      </w:r>
+    </w:p>
+    <w:p>
+      <w:pPr>
+        <w:pStyle w:val="FirstParagraph"/>
+      </w:pPr>
+      <w:r>
+        <w:t xml:space="preserve">There are several common sites to which gastric cancer can spread, such as the liver (55)</w:t>
       </w:r>
     </w:p>
     <w:bookmarkEnd w:id="61"/>
-    <w:bookmarkStart w:id="62" w:name="staging-9"/>
-    <w:p>
-      <w:pPr>
-        <w:pStyle w:val="Heading2"/>
-      </w:pPr>
-      <w:r>
-        <w:t xml:space="preserve">54 Staging</w:t>
-      </w:r>
-    </w:p>
-    <w:p>
-      <w:pPr>
-        <w:pStyle w:val="FirstParagraph"/>
-      </w:pPr>
-      <w:r>
-        <w:t xml:space="preserve">Cancers that have spread to other organs are considered M1 (54)</w:t>
+    <w:bookmarkStart w:id="62" w:name="lungs"/>
+    <w:p>
+      <w:pPr>
+        <w:pStyle w:val="Heading2"/>
+      </w:pPr>
+      <w:r>
+        <w:t xml:space="preserve">54 Lungs</w:t>
+      </w:r>
+    </w:p>
+    <w:p>
+      <w:pPr>
+        <w:pStyle w:val="FirstParagraph"/>
+      </w:pPr>
+      <w:r>
+        <w:t xml:space="preserve">… lungs (56)</w:t>
       </w:r>
     </w:p>
     <w:bookmarkEnd w:id="62"/>
-    <w:bookmarkStart w:id="63" w:name="liver"/>
-    <w:p>
-      <w:pPr>
-        <w:pStyle w:val="Heading2"/>
-      </w:pPr>
-      <w:r>
-        <w:t xml:space="preserve">55 Liver</w:t>
-      </w:r>
-    </w:p>
-    <w:p>
-      <w:pPr>
-        <w:pStyle w:val="FirstParagraph"/>
-      </w:pPr>
-      <w:r>
-        <w:t xml:space="preserve">There are several common sites to which gastric cancer can spread, such as the liver (55)</w:t>
+    <w:bookmarkStart w:id="63" w:name="bone"/>
+    <w:p>
+      <w:pPr>
+        <w:pStyle w:val="Heading2"/>
+      </w:pPr>
+      <w:r>
+        <w:t xml:space="preserve">55 Bone</w:t>
+      </w:r>
+    </w:p>
+    <w:p>
+      <w:pPr>
+        <w:pStyle w:val="FirstParagraph"/>
+      </w:pPr>
+      <w:r>
+        <w:t xml:space="preserve">… or bones (57).</w:t>
+      </w:r>
+    </w:p>
+    <w:p>
+      <w:pPr>
+        <w:pStyle w:val="BodyText"/>
+      </w:pPr>
+      <w:r>
+        <w:t xml:space="preserve">The CT scan and PET scans are used to look for signs of spread to these organs.</w:t>
       </w:r>
     </w:p>
     <w:bookmarkEnd w:id="63"/>
-    <w:bookmarkStart w:id="64" w:name="lungs"/>
-    <w:p>
-      <w:pPr>
-        <w:pStyle w:val="Heading2"/>
-      </w:pPr>
-      <w:r>
-        <w:t xml:space="preserve">56 Lungs</w:t>
-      </w:r>
-    </w:p>
-    <w:p>
-      <w:pPr>
-        <w:pStyle w:val="FirstParagraph"/>
-      </w:pPr>
-      <w:r>
-        <w:t xml:space="preserve">… lungs (56)</w:t>
+    <w:bookmarkStart w:id="64" w:name="abdominal-cavity"/>
+    <w:p>
+      <w:pPr>
+        <w:pStyle w:val="Heading2"/>
+      </w:pPr>
+      <w:r>
+        <w:t xml:space="preserve">56 Abdominal Cavity</w:t>
+      </w:r>
+    </w:p>
+    <w:p>
+      <w:pPr>
+        <w:pStyle w:val="FirstParagraph"/>
+      </w:pPr>
+      <w:r>
+        <w:t xml:space="preserve">An additional site of potential spread is inside the abdominal cavity.</w:t>
       </w:r>
     </w:p>
     <w:bookmarkEnd w:id="64"/>
-    <w:bookmarkStart w:id="65" w:name="bone"/>
-    <w:p>
-      <w:pPr>
-        <w:pStyle w:val="Heading2"/>
-      </w:pPr>
-      <w:r>
-        <w:t xml:space="preserve">57 Bone</w:t>
-      </w:r>
-    </w:p>
-    <w:p>
-      <w:pPr>
-        <w:pStyle w:val="FirstParagraph"/>
-      </w:pPr>
-      <w:r>
-        <w:t xml:space="preserve">… or bones (57).</w:t>
-      </w:r>
-    </w:p>
-    <w:p>
-      <w:pPr>
-        <w:pStyle w:val="BodyText"/>
-      </w:pPr>
-      <w:r>
-        <w:t xml:space="preserve">The CT scan and PET scans are used to look for signs of spread to these organs.</w:t>
+    <w:bookmarkStart w:id="65" w:name="peritoneum"/>
+    <w:p>
+      <w:pPr>
+        <w:pStyle w:val="Heading2"/>
+      </w:pPr>
+      <w:r>
+        <w:t xml:space="preserve">57 Peritoneum</w:t>
+      </w:r>
+    </w:p>
+    <w:p>
+      <w:pPr>
+        <w:pStyle w:val="FirstParagraph"/>
+      </w:pPr>
+      <w:r>
+        <w:t xml:space="preserve">The peritoneum is the lining of the abdominal cavity.</w:t>
+      </w:r>
+    </w:p>
+    <w:p>
+      <w:pPr>
+        <w:pStyle w:val="BodyText"/>
+      </w:pPr>
+      <w:r>
+        <w:t xml:space="preserve">Gastric cancer can spread to the peritoneum.</w:t>
+      </w:r>
+    </w:p>
+    <w:p>
+      <w:pPr>
+        <w:pStyle w:val="BodyText"/>
+      </w:pPr>
+      <w:r>
+        <w:t xml:space="preserve">This is known as peritoneal metastasis or carcinomatosis.</w:t>
       </w:r>
     </w:p>
     <w:bookmarkEnd w:id="65"/>
-    <w:bookmarkStart w:id="66" w:name="abdominal-cavity"/>
-    <w:p>
-      <w:pPr>
-        <w:pStyle w:val="Heading2"/>
-      </w:pPr>
-      <w:r>
-        <w:t xml:space="preserve">58 Abdominal Cavity</w:t>
-      </w:r>
-    </w:p>
-    <w:p>
-      <w:pPr>
-        <w:pStyle w:val="FirstParagraph"/>
-      </w:pPr>
-      <w:r>
-        <w:t xml:space="preserve">An additional site of potential spread is inside the abdominal cavity.</w:t>
+    <w:bookmarkStart w:id="66" w:name="peritoneal-metastasis"/>
+    <w:p>
+      <w:pPr>
+        <w:pStyle w:val="Heading2"/>
+      </w:pPr>
+      <w:r>
+        <w:t xml:space="preserve">58 Peritoneal Metastasis</w:t>
+      </w:r>
+    </w:p>
+    <w:p>
+      <w:pPr>
+        <w:pStyle w:val="FirstParagraph"/>
+      </w:pPr>
+      <w:r>
+        <w:t xml:space="preserve">Peritoneal metastasis can be very difficult to detect, because the disease often consists of multiple small nodules no larger than a grain of rice,</w:t>
+      </w:r>
+    </w:p>
+    <w:p>
+      <w:pPr>
+        <w:pStyle w:val="BodyText"/>
+      </w:pPr>
+      <w:r>
+        <w:t xml:space="preserve">Peritoneal metastasis frequently can’t be seen on CT or PET scans. (59)</w:t>
       </w:r>
     </w:p>
     <w:bookmarkEnd w:id="66"/>
-    <w:bookmarkStart w:id="67" w:name="peritoneum"/>
-    <w:p>
-      <w:pPr>
-        <w:pStyle w:val="Heading2"/>
-      </w:pPr>
-      <w:r>
-        <w:t xml:space="preserve">59 Peritoneum</w:t>
-      </w:r>
-    </w:p>
-    <w:p>
-      <w:pPr>
-        <w:pStyle w:val="FirstParagraph"/>
-      </w:pPr>
-      <w:r>
-        <w:t xml:space="preserve">The peritoneum is the lining of the abdominal cavity.</w:t>
-      </w:r>
-    </w:p>
-    <w:p>
-      <w:pPr>
-        <w:pStyle w:val="BodyText"/>
-      </w:pPr>
-      <w:r>
-        <w:t xml:space="preserve">Gastric cancer can spread to the peritoneum.</w:t>
-      </w:r>
-    </w:p>
-    <w:p>
-      <w:pPr>
-        <w:pStyle w:val="BodyText"/>
-      </w:pPr>
-      <w:r>
-        <w:t xml:space="preserve">This is known as peritoneal metastasis or carcinomatosis.</w:t>
+    <w:bookmarkStart w:id="67" w:name="peritoneal-metastasis-1"/>
+    <w:p>
+      <w:pPr>
+        <w:pStyle w:val="Heading2"/>
+      </w:pPr>
+      <w:r>
+        <w:t xml:space="preserve">59 Peritoneal Metastasis</w:t>
+      </w:r>
+    </w:p>
+    <w:p>
+      <w:pPr>
+        <w:pStyle w:val="FirstParagraph"/>
+      </w:pPr>
+      <w:r>
+        <w:t xml:space="preserve">Detection of peritoneal metastasis requires looking inside the abdominal cavity with a surgical procedure called laparoscopy (60)</w:t>
       </w:r>
     </w:p>
     <w:bookmarkEnd w:id="67"/>
-    <w:bookmarkStart w:id="68" w:name="peritoneal-metastasis"/>
-    <w:p>
-      <w:pPr>
-        <w:pStyle w:val="Heading2"/>
-      </w:pPr>
-      <w:r>
-        <w:t xml:space="preserve">60 Peritoneal Metastasis</w:t>
-      </w:r>
-    </w:p>
-    <w:p>
-      <w:pPr>
-        <w:pStyle w:val="FirstParagraph"/>
-      </w:pPr>
-      <w:r>
-        <w:t xml:space="preserve">Peritoneal metastasis can be very difficult to detect, because the disease often consists of multiple small nodules no larger than a grain of rice,</w:t>
-      </w:r>
-    </w:p>
-    <w:p>
-      <w:pPr>
-        <w:pStyle w:val="BodyText"/>
-      </w:pPr>
-      <w:r>
-        <w:t xml:space="preserve">Peritoneal metastasis frequently can’t be seen on CT or PET scans. (59)</w:t>
+    <w:bookmarkStart w:id="68" w:name="laparoscopy"/>
+    <w:p>
+      <w:pPr>
+        <w:pStyle w:val="Heading2"/>
+      </w:pPr>
+      <w:r>
+        <w:t xml:space="preserve">60 Laparoscopy</w:t>
+      </w:r>
+    </w:p>
+    <w:p>
+      <w:pPr>
+        <w:pStyle w:val="FirstParagraph"/>
+      </w:pPr>
+      <w:r>
+        <w:t xml:space="preserve">Laparoscopy is a minor surgical procedure performed under a general anesthetic and it’s usually done as an outpatient</w:t>
       </w:r>
     </w:p>
     <w:bookmarkEnd w:id="68"/>
-    <w:bookmarkStart w:id="69" w:name="peritoneal-metastasis-1"/>
-    <w:p>
-      <w:pPr>
-        <w:pStyle w:val="Heading2"/>
-      </w:pPr>
-      <w:r>
-        <w:t xml:space="preserve">61 Peritoneal Metastasis</w:t>
-      </w:r>
-    </w:p>
-    <w:p>
-      <w:pPr>
-        <w:pStyle w:val="FirstParagraph"/>
-      </w:pPr>
-      <w:r>
-        <w:t xml:space="preserve">Detection of peritoneal metastasis requires looking inside the abdominal cavity with a surgical procedure called laparoscopy (60)</w:t>
+    <w:bookmarkStart w:id="69" w:name="laparoscopy-1"/>
+    <w:p>
+      <w:pPr>
+        <w:pStyle w:val="Heading2"/>
+      </w:pPr>
+      <w:r>
+        <w:t xml:space="preserve">61 Laparoscopy</w:t>
+      </w:r>
+    </w:p>
+    <w:p>
+      <w:pPr>
+        <w:pStyle w:val="FirstParagraph"/>
+      </w:pPr>
+      <w:r>
+        <w:t xml:space="preserve">Several small incisions are made, and a laparoscope is inserted to examine the inside of the abdomen</w:t>
       </w:r>
     </w:p>
     <w:bookmarkEnd w:id="69"/>
-    <w:bookmarkStart w:id="70" w:name="laparoscopy"/>
-    <w:p>
-      <w:pPr>
-        <w:pStyle w:val="Heading2"/>
-      </w:pPr>
-      <w:r>
-        <w:t xml:space="preserve">62 Laparoscopy</w:t>
-      </w:r>
-    </w:p>
-    <w:p>
-      <w:pPr>
-        <w:pStyle w:val="FirstParagraph"/>
-      </w:pPr>
-      <w:r>
-        <w:t xml:space="preserve">Laparoscopy is a minor surgical procedure performed under a general anesthetic and it’s usually done as an outpatient</w:t>
+    <w:bookmarkStart w:id="70" w:name="slide-62"/>
+    <w:p>
+      <w:pPr>
+        <w:pStyle w:val="Heading2"/>
+      </w:pPr>
+      <w:r>
+        <w:t xml:space="preserve">62 Slide 62</w:t>
+      </w:r>
+    </w:p>
+    <w:p>
+      <w:pPr>
+        <w:pStyle w:val="FirstParagraph"/>
+      </w:pPr>
+      <w:r>
+        <w:t xml:space="preserve">A laparoscope is an instrument used to look inside the abdominal cavity and its the diameter of a pencil. (63)</w:t>
       </w:r>
     </w:p>
     <w:bookmarkEnd w:id="70"/>
-    <w:bookmarkStart w:id="71" w:name="laparoscopy-1"/>
-    <w:p>
-      <w:pPr>
-        <w:pStyle w:val="Heading2"/>
-      </w:pPr>
-      <w:r>
-        <w:t xml:space="preserve">63 Laparoscopy</w:t>
-      </w:r>
-    </w:p>
-    <w:p>
-      <w:pPr>
-        <w:pStyle w:val="FirstParagraph"/>
-      </w:pPr>
-      <w:r>
-        <w:t xml:space="preserve">Several small incisions are made, and a laparoscope is inserted to examine the inside of the abdomen</w:t>
+    <w:bookmarkStart w:id="71" w:name="slide-63"/>
+    <w:p>
+      <w:pPr>
+        <w:pStyle w:val="Heading2"/>
+      </w:pPr>
+      <w:r>
+        <w:t xml:space="preserve">63 Slide 63</w:t>
+      </w:r>
+    </w:p>
+    <w:p>
+      <w:pPr>
+        <w:pStyle w:val="FirstParagraph"/>
+      </w:pPr>
+      <w:r>
+        <w:t xml:space="preserve">Laparoscopy allows the detection of peritoneal metastasis within the abdomen (64)</w:t>
       </w:r>
     </w:p>
     <w:bookmarkEnd w:id="71"/>
-    <w:bookmarkStart w:id="72" w:name="slide-64"/>
-    <w:p>
-      <w:pPr>
-        <w:pStyle w:val="Heading2"/>
-      </w:pPr>
-      <w:r>
-        <w:t xml:space="preserve">64 Slide 64</w:t>
-      </w:r>
-    </w:p>
-    <w:p>
-      <w:pPr>
-        <w:pStyle w:val="FirstParagraph"/>
-      </w:pPr>
-      <w:r>
-        <w:t xml:space="preserve">A laparoscope is an instrument used to look inside the abdominal cavity and its the diameter of a pencil. (63)</w:t>
+    <w:bookmarkStart w:id="72" w:name="staging-10"/>
+    <w:p>
+      <w:pPr>
+        <w:pStyle w:val="Heading2"/>
+      </w:pPr>
+      <w:r>
+        <w:t xml:space="preserve">64 Staging</w:t>
+      </w:r>
+    </w:p>
+    <w:p>
+      <w:pPr>
+        <w:pStyle w:val="FirstParagraph"/>
+      </w:pPr>
+      <w:r>
+        <w:t xml:space="preserve">To review, staging consists of three parts: T for Tumor N for Nodes and M for Metastasis</w:t>
+      </w:r>
+    </w:p>
+    <w:p>
+      <w:pPr>
+        <w:pStyle w:val="BodyText"/>
+      </w:pPr>
+      <w:r>
+        <w:t xml:space="preserve">Based upon the Stage, your cancer care team will make a recommendation for treatment.</w:t>
       </w:r>
     </w:p>
     <w:bookmarkEnd w:id="72"/>
@@ -1330,86 +1336,42 @@
         <w:pStyle w:val="FirstParagraph"/>
       </w:pPr>
       <w:r>
-        <w:t xml:space="preserve">Laparoscopy allows the detection of peritoneal metastasis within the abdomen (64)</w:t>
+        <w:t xml:space="preserve">We are working on preparing videos to address each of these different treatments, so please subscribe to be notified when we post new videos.</w:t>
+      </w:r>
+    </w:p>
+    <w:p>
+      <w:pPr>
+        <w:pStyle w:val="BodyText"/>
+      </w:pPr>
+      <w:r>
+        <w:t xml:space="preserve">(pause)</w:t>
+      </w:r>
+    </w:p>
+    <w:p>
+      <w:pPr>
+        <w:pStyle w:val="BodyText"/>
+      </w:pPr>
+      <w:r>
+        <w:t xml:space="preserve">We hope you have found this video helpful. This videos and others like it are designed to</w:t>
+      </w:r>
+    </w:p>
+    <w:p>
+      <w:pPr>
+        <w:pStyle w:val="BodyText"/>
+      </w:pPr>
+      <w:r>
+        <w:t xml:space="preserve">educate patients and families about gastric cancer</w:t>
+      </w:r>
+    </w:p>
+    <w:p>
+      <w:pPr>
+        <w:pStyle w:val="BodyText"/>
+      </w:pPr>
+      <w:r>
+        <w:t xml:space="preserve">Feel free to leave a comment about your experience with gastric cancer or if you have suggestions for new videos.</w:t>
       </w:r>
     </w:p>
     <w:bookmarkEnd w:id="73"/>
-    <w:bookmarkStart w:id="74" w:name="staging-10"/>
-    <w:p>
-      <w:pPr>
-        <w:pStyle w:val="Heading2"/>
-      </w:pPr>
-      <w:r>
-        <w:t xml:space="preserve">66 Staging</w:t>
-      </w:r>
-    </w:p>
-    <w:p>
-      <w:pPr>
-        <w:pStyle w:val="FirstParagraph"/>
-      </w:pPr>
-      <w:r>
-        <w:t xml:space="preserve">To review, staging consists of three parts: T for Tumor N for Nodes and M for Metastasis</w:t>
-      </w:r>
-    </w:p>
-    <w:p>
-      <w:pPr>
-        <w:pStyle w:val="BodyText"/>
-      </w:pPr>
-      <w:r>
-        <w:t xml:space="preserve">Based upon the Stage, your cancer care team will make a recommendation for treatment.</w:t>
-      </w:r>
-    </w:p>
-    <w:bookmarkEnd w:id="74"/>
-    <w:bookmarkStart w:id="75" w:name="slide-67"/>
-    <w:p>
-      <w:pPr>
-        <w:pStyle w:val="Heading2"/>
-      </w:pPr>
-      <w:r>
-        <w:t xml:space="preserve">67 Slide 67</w:t>
-      </w:r>
-    </w:p>
-    <w:p>
-      <w:pPr>
-        <w:pStyle w:val="FirstParagraph"/>
-      </w:pPr>
-      <w:r>
-        <w:t xml:space="preserve">We are working on preparing videos to address each of these different treatments, so please subscribe to be notified when we post new videos.</w:t>
-      </w:r>
-    </w:p>
-    <w:p>
-      <w:pPr>
-        <w:pStyle w:val="BodyText"/>
-      </w:pPr>
-      <w:r>
-        <w:t xml:space="preserve">(pause)</w:t>
-      </w:r>
-    </w:p>
-    <w:p>
-      <w:pPr>
-        <w:pStyle w:val="BodyText"/>
-      </w:pPr>
-      <w:r>
-        <w:t xml:space="preserve">We hope you have found this video helpful. This videos and others like it are designed to</w:t>
-      </w:r>
-    </w:p>
-    <w:p>
-      <w:pPr>
-        <w:pStyle w:val="BodyText"/>
-      </w:pPr>
-      <w:r>
-        <w:t xml:space="preserve">educate patients and families about gastric cancer</w:t>
-      </w:r>
-    </w:p>
-    <w:p>
-      <w:pPr>
-        <w:pStyle w:val="BodyText"/>
-      </w:pPr>
-      <w:r>
-        <w:t xml:space="preserve">Feel free to leave a comment about your experience with gastric cancer or if you have suggestions for new videos.</w:t>
-      </w:r>
-    </w:p>
-    <w:bookmarkEnd w:id="75"/>
     <w:sectPr>
       <w:footnotePr>
         <w:numRestart w:val="eachSect"/>
